--- a/00-首页/题组Word/第一轮·竞赛教材版/第一轮原理-9-方程式与离子反应-学生版.docx
+++ b/00-首页/题组Word/第一轮·竞赛教材版/第一轮原理-9-方程式与离子反应-学生版.docx
@@ -5106,67 +5106,6 @@
     </w:p>
     <w:p>
       <w:pPr>
-        <w:pStyle w:val="BodyText"/>
-      </w:pPr>
-      <w:r>
-        <w:rPr>
-          <w:rFonts w:hint="eastAsia" w:ascii="Times New Roman" w:hAnsi="Times New Roman" w:eastAsia="FangSong" w:cs="Times New Roman"/>
-          <w:b/>
-          <w:bCs/>
-        </w:rPr>
-        <w:t xml:space="preserve">来源</w:t>
-      </w:r>
-      <w:r>
-        <w:rPr>
-          <w:rFonts w:hint="eastAsia" w:ascii="Times New Roman" w:hAnsi="Times New Roman" w:eastAsia="Times New Roman" w:cs="Times New Roman"/>
-        </w:rPr>
-        <w:t>：</w:t>
-      </w:r>
-      <w:r>
-        <w:rPr>
-          <w:rFonts w:hint="eastAsia" w:ascii="Times New Roman" w:hAnsi="Times New Roman" w:eastAsia="FangSong" w:cs="Times New Roman"/>
-        </w:rPr>
-        <w:t>化学竞赛初赛讲义</w:t>
-      </w:r>
-      <w:r>
-        <w:rPr>
-          <w:rFonts w:ascii="Times New Roman" w:hAnsi="Times New Roman" w:eastAsia="Times New Roman" w:cs="Times New Roman"/>
-        </w:rPr>
-        <w:t xml:space="preserve"> </w:t>
-      </w:r>
-      <w:r>
-        <w:rPr>
-          <w:rFonts w:hint="eastAsia" w:ascii="Times New Roman" w:hAnsi="Times New Roman" w:eastAsia="FangSong" w:cs="Times New Roman"/>
-        </w:rPr>
-        <w:t>第</w:t>
-      </w:r>
-      <w:r>
-        <w:rPr>
-          <w:rFonts w:hint="eastAsia" w:ascii="Times New Roman" w:hAnsi="Times New Roman" w:eastAsia="Times New Roman" w:cs="Times New Roman"/>
-        </w:rPr>
-        <w:t>1</w:t>
-      </w:r>
-      <w:r>
-        <w:rPr>
-          <w:rFonts w:hint="eastAsia" w:ascii="Times New Roman" w:hAnsi="Times New Roman" w:eastAsia="FangSong" w:cs="Times New Roman"/>
-        </w:rPr>
-        <w:t>讲</w:t>
-      </w:r>
-      <w:r>
-        <w:rPr>
-          <w:rFonts w:ascii="Times New Roman" w:hAnsi="Times New Roman" w:eastAsia="Times New Roman" w:cs="Times New Roman"/>
-        </w:rPr>
-        <w:t xml:space="preserve"> §1.1 </w:t>
-      </w:r>
-      <w:r>
-        <w:rPr>
-          <w:rFonts w:hint="eastAsia" w:ascii="Times New Roman" w:hAnsi="Times New Roman" w:eastAsia="FangSong" w:cs="Times New Roman"/>
-        </w:rPr>
-        <w:t xml:space="preserve">习题</w:t>
-      </w:r>
-    </w:p>
-    <w:p>
-      <w:pPr>
         <w:spacing w:before="160" w:after="80"/>
       </w:pPr>
       <w:r>
@@ -5465,67 +5404,6 @@
     </w:p>
     <w:p>
       <w:pPr>
-        <w:pStyle w:val="FirstParagraph"/>
-      </w:pPr>
-      <w:r>
-        <w:rPr>
-          <w:rFonts w:hint="eastAsia" w:ascii="Times New Roman" w:hAnsi="Times New Roman" w:eastAsia="FangSong" w:cs="Times New Roman"/>
-          <w:b/>
-          <w:bCs/>
-        </w:rPr>
-        <w:t xml:space="preserve">来源</w:t>
-      </w:r>
-      <w:r>
-        <w:rPr>
-          <w:rFonts w:hint="eastAsia" w:ascii="Times New Roman" w:hAnsi="Times New Roman" w:eastAsia="Times New Roman" w:cs="Times New Roman"/>
-        </w:rPr>
-        <w:t>：</w:t>
-      </w:r>
-      <w:r>
-        <w:rPr>
-          <w:rFonts w:hint="eastAsia" w:ascii="Times New Roman" w:hAnsi="Times New Roman" w:eastAsia="FangSong" w:cs="Times New Roman"/>
-        </w:rPr>
-        <w:t>化学竞赛初赛讲义</w:t>
-      </w:r>
-      <w:r>
-        <w:rPr>
-          <w:rFonts w:ascii="Times New Roman" w:hAnsi="Times New Roman" w:eastAsia="Times New Roman" w:cs="Times New Roman"/>
-        </w:rPr>
-        <w:t xml:space="preserve"> </w:t>
-      </w:r>
-      <w:r>
-        <w:rPr>
-          <w:rFonts w:hint="eastAsia" w:ascii="Times New Roman" w:hAnsi="Times New Roman" w:eastAsia="FangSong" w:cs="Times New Roman"/>
-        </w:rPr>
-        <w:t>第</w:t>
-      </w:r>
-      <w:r>
-        <w:rPr>
-          <w:rFonts w:hint="eastAsia" w:ascii="Times New Roman" w:hAnsi="Times New Roman" w:eastAsia="Times New Roman" w:cs="Times New Roman"/>
-        </w:rPr>
-        <w:t>1</w:t>
-      </w:r>
-      <w:r>
-        <w:rPr>
-          <w:rFonts w:hint="eastAsia" w:ascii="Times New Roman" w:hAnsi="Times New Roman" w:eastAsia="FangSong" w:cs="Times New Roman"/>
-        </w:rPr>
-        <w:t>讲</w:t>
-      </w:r>
-      <w:r>
-        <w:rPr>
-          <w:rFonts w:ascii="Times New Roman" w:hAnsi="Times New Roman" w:eastAsia="Times New Roman" w:cs="Times New Roman"/>
-        </w:rPr>
-        <w:t xml:space="preserve"> §1.1 </w:t>
-      </w:r>
-      <w:r>
-        <w:rPr>
-          <w:rFonts w:hint="eastAsia" w:ascii="Times New Roman" w:hAnsi="Times New Roman" w:eastAsia="FangSong" w:cs="Times New Roman"/>
-        </w:rPr>
-        <w:t xml:space="preserve">习题</w:t>
-      </w:r>
-    </w:p>
-    <w:p>
-      <w:pPr>
         <w:spacing w:before="160" w:after="80"/>
       </w:pPr>
       <w:r>
@@ -5848,67 +5726,6 @@
     </w:p>
     <w:p>
       <w:pPr>
-        <w:pStyle w:val="FirstParagraph"/>
-      </w:pPr>
-      <w:r>
-        <w:rPr>
-          <w:rFonts w:hint="eastAsia" w:ascii="Times New Roman" w:hAnsi="Times New Roman" w:eastAsia="FangSong" w:cs="Times New Roman"/>
-          <w:b/>
-          <w:bCs/>
-        </w:rPr>
-        <w:t xml:space="preserve">来源</w:t>
-      </w:r>
-      <w:r>
-        <w:rPr>
-          <w:rFonts w:hint="eastAsia" w:ascii="Times New Roman" w:hAnsi="Times New Roman" w:eastAsia="Times New Roman" w:cs="Times New Roman"/>
-        </w:rPr>
-        <w:t>：</w:t>
-      </w:r>
-      <w:r>
-        <w:rPr>
-          <w:rFonts w:hint="eastAsia" w:ascii="Times New Roman" w:hAnsi="Times New Roman" w:eastAsia="FangSong" w:cs="Times New Roman"/>
-        </w:rPr>
-        <w:t>化学竞赛初赛讲义</w:t>
-      </w:r>
-      <w:r>
-        <w:rPr>
-          <w:rFonts w:ascii="Times New Roman" w:hAnsi="Times New Roman" w:eastAsia="Times New Roman" w:cs="Times New Roman"/>
-        </w:rPr>
-        <w:t xml:space="preserve"> </w:t>
-      </w:r>
-      <w:r>
-        <w:rPr>
-          <w:rFonts w:hint="eastAsia" w:ascii="Times New Roman" w:hAnsi="Times New Roman" w:eastAsia="FangSong" w:cs="Times New Roman"/>
-        </w:rPr>
-        <w:t>第</w:t>
-      </w:r>
-      <w:r>
-        <w:rPr>
-          <w:rFonts w:hint="eastAsia" w:ascii="Times New Roman" w:hAnsi="Times New Roman" w:eastAsia="Times New Roman" w:cs="Times New Roman"/>
-        </w:rPr>
-        <w:t>1</w:t>
-      </w:r>
-      <w:r>
-        <w:rPr>
-          <w:rFonts w:hint="eastAsia" w:ascii="Times New Roman" w:hAnsi="Times New Roman" w:eastAsia="FangSong" w:cs="Times New Roman"/>
-        </w:rPr>
-        <w:t>讲</w:t>
-      </w:r>
-      <w:r>
-        <w:rPr>
-          <w:rFonts w:ascii="Times New Roman" w:hAnsi="Times New Roman" w:eastAsia="Times New Roman" w:cs="Times New Roman"/>
-        </w:rPr>
-        <w:t xml:space="preserve"> §1.2 </w:t>
-      </w:r>
-      <w:r>
-        <w:rPr>
-          <w:rFonts w:hint="eastAsia" w:ascii="Times New Roman" w:hAnsi="Times New Roman" w:eastAsia="FangSong" w:cs="Times New Roman"/>
-        </w:rPr>
-        <w:t xml:space="preserve">习题</w:t>
-      </w:r>
-    </w:p>
-    <w:p>
-      <w:pPr>
         <w:spacing w:before="160" w:after="80"/>
       </w:pPr>
       <w:r>
@@ -6026,67 +5843,6 @@
           <w:rFonts w:hint="eastAsia" w:ascii="Times New Roman" w:hAnsi="Times New Roman" w:eastAsia="Times New Roman" w:cs="Times New Roman"/>
         </w:rPr>
         <w:t>。</w:t>
-      </w:r>
-    </w:p>
-    <w:p>
-      <w:pPr>
-        <w:pStyle w:val="BodyText"/>
-      </w:pPr>
-      <w:r>
-        <w:rPr>
-          <w:rFonts w:hint="eastAsia" w:ascii="Times New Roman" w:hAnsi="Times New Roman" w:eastAsia="FangSong" w:cs="Times New Roman"/>
-          <w:b/>
-          <w:bCs/>
-        </w:rPr>
-        <w:t xml:space="preserve">来源</w:t>
-      </w:r>
-      <w:r>
-        <w:rPr>
-          <w:rFonts w:hint="eastAsia" w:ascii="Times New Roman" w:hAnsi="Times New Roman" w:eastAsia="Times New Roman" w:cs="Times New Roman"/>
-        </w:rPr>
-        <w:t>：</w:t>
-      </w:r>
-      <w:r>
-        <w:rPr>
-          <w:rFonts w:hint="eastAsia" w:ascii="Times New Roman" w:hAnsi="Times New Roman" w:eastAsia="FangSong" w:cs="Times New Roman"/>
-        </w:rPr>
-        <w:t>化学竞赛初赛讲义</w:t>
-      </w:r>
-      <w:r>
-        <w:rPr>
-          <w:rFonts w:ascii="Times New Roman" w:hAnsi="Times New Roman" w:eastAsia="Times New Roman" w:cs="Times New Roman"/>
-        </w:rPr>
-        <w:t xml:space="preserve"> </w:t>
-      </w:r>
-      <w:r>
-        <w:rPr>
-          <w:rFonts w:hint="eastAsia" w:ascii="Times New Roman" w:hAnsi="Times New Roman" w:eastAsia="FangSong" w:cs="Times New Roman"/>
-        </w:rPr>
-        <w:t>第</w:t>
-      </w:r>
-      <w:r>
-        <w:rPr>
-          <w:rFonts w:hint="eastAsia" w:ascii="Times New Roman" w:hAnsi="Times New Roman" w:eastAsia="Times New Roman" w:cs="Times New Roman"/>
-        </w:rPr>
-        <w:t>1</w:t>
-      </w:r>
-      <w:r>
-        <w:rPr>
-          <w:rFonts w:hint="eastAsia" w:ascii="Times New Roman" w:hAnsi="Times New Roman" w:eastAsia="FangSong" w:cs="Times New Roman"/>
-        </w:rPr>
-        <w:t>讲</w:t>
-      </w:r>
-      <w:r>
-        <w:rPr>
-          <w:rFonts w:ascii="Times New Roman" w:hAnsi="Times New Roman" w:eastAsia="Times New Roman" w:cs="Times New Roman"/>
-        </w:rPr>
-        <w:t xml:space="preserve"> §1.2 </w:t>
-      </w:r>
-      <w:r>
-        <w:rPr>
-          <w:rFonts w:hint="eastAsia" w:ascii="Times New Roman" w:hAnsi="Times New Roman" w:eastAsia="FangSong" w:cs="Times New Roman"/>
-        </w:rPr>
-        <w:t xml:space="preserve">习题</w:t>
       </w:r>
     </w:p>
     <w:p>
@@ -6410,67 +6166,6 @@
     </w:p>
     <w:p>
       <w:pPr>
-        <w:pStyle w:val="BodyText"/>
-      </w:pPr>
-      <w:r>
-        <w:rPr>
-          <w:rFonts w:hint="eastAsia" w:ascii="Times New Roman" w:hAnsi="Times New Roman" w:eastAsia="FangSong" w:cs="Times New Roman"/>
-          <w:b/>
-          <w:bCs/>
-        </w:rPr>
-        <w:t xml:space="preserve">来源</w:t>
-      </w:r>
-      <w:r>
-        <w:rPr>
-          <w:rFonts w:hint="eastAsia" w:ascii="Times New Roman" w:hAnsi="Times New Roman" w:eastAsia="Times New Roman" w:cs="Times New Roman"/>
-        </w:rPr>
-        <w:t>：</w:t>
-      </w:r>
-      <w:r>
-        <w:rPr>
-          <w:rFonts w:hint="eastAsia" w:ascii="Times New Roman" w:hAnsi="Times New Roman" w:eastAsia="FangSong" w:cs="Times New Roman"/>
-        </w:rPr>
-        <w:t>化学竞赛初赛讲义</w:t>
-      </w:r>
-      <w:r>
-        <w:rPr>
-          <w:rFonts w:ascii="Times New Roman" w:hAnsi="Times New Roman" w:eastAsia="Times New Roman" w:cs="Times New Roman"/>
-        </w:rPr>
-        <w:t xml:space="preserve"> </w:t>
-      </w:r>
-      <w:r>
-        <w:rPr>
-          <w:rFonts w:hint="eastAsia" w:ascii="Times New Roman" w:hAnsi="Times New Roman" w:eastAsia="FangSong" w:cs="Times New Roman"/>
-        </w:rPr>
-        <w:t>第</w:t>
-      </w:r>
-      <w:r>
-        <w:rPr>
-          <w:rFonts w:hint="eastAsia" w:ascii="Times New Roman" w:hAnsi="Times New Roman" w:eastAsia="Times New Roman" w:cs="Times New Roman"/>
-        </w:rPr>
-        <w:t>1</w:t>
-      </w:r>
-      <w:r>
-        <w:rPr>
-          <w:rFonts w:hint="eastAsia" w:ascii="Times New Roman" w:hAnsi="Times New Roman" w:eastAsia="FangSong" w:cs="Times New Roman"/>
-        </w:rPr>
-        <w:t>讲</w:t>
-      </w:r>
-      <w:r>
-        <w:rPr>
-          <w:rFonts w:ascii="Times New Roman" w:hAnsi="Times New Roman" w:eastAsia="Times New Roman" w:cs="Times New Roman"/>
-        </w:rPr>
-        <w:t xml:space="preserve"> §1.2 </w:t>
-      </w:r>
-      <w:r>
-        <w:rPr>
-          <w:rFonts w:hint="eastAsia" w:ascii="Times New Roman" w:hAnsi="Times New Roman" w:eastAsia="FangSong" w:cs="Times New Roman"/>
-        </w:rPr>
-        <w:t xml:space="preserve">习题</w:t>
-      </w:r>
-    </w:p>
-    <w:p>
-      <w:pPr>
         <w:spacing w:before="160" w:after="80"/>
       </w:pPr>
       <w:r>
@@ -6700,67 +6395,6 @@
           <w:rFonts w:hint="eastAsia" w:ascii="Times New Roman" w:hAnsi="Times New Roman" w:eastAsia="Times New Roman" w:cs="Times New Roman"/>
         </w:rPr>
         <w:t>。</w:t>
-      </w:r>
-    </w:p>
-    <w:p>
-      <w:pPr>
-        <w:pStyle w:val="BodyText"/>
-      </w:pPr>
-      <w:r>
-        <w:rPr>
-          <w:rFonts w:hint="eastAsia" w:ascii="Times New Roman" w:hAnsi="Times New Roman" w:eastAsia="FangSong" w:cs="Times New Roman"/>
-          <w:b/>
-          <w:bCs/>
-        </w:rPr>
-        <w:t xml:space="preserve">来源</w:t>
-      </w:r>
-      <w:r>
-        <w:rPr>
-          <w:rFonts w:hint="eastAsia" w:ascii="Times New Roman" w:hAnsi="Times New Roman" w:eastAsia="Times New Roman" w:cs="Times New Roman"/>
-        </w:rPr>
-        <w:t>：</w:t>
-      </w:r>
-      <w:r>
-        <w:rPr>
-          <w:rFonts w:hint="eastAsia" w:ascii="Times New Roman" w:hAnsi="Times New Roman" w:eastAsia="FangSong" w:cs="Times New Roman"/>
-        </w:rPr>
-        <w:t>化学竞赛初赛讲义</w:t>
-      </w:r>
-      <w:r>
-        <w:rPr>
-          <w:rFonts w:ascii="Times New Roman" w:hAnsi="Times New Roman" w:eastAsia="Times New Roman" w:cs="Times New Roman"/>
-        </w:rPr>
-        <w:t xml:space="preserve"> </w:t>
-      </w:r>
-      <w:r>
-        <w:rPr>
-          <w:rFonts w:hint="eastAsia" w:ascii="Times New Roman" w:hAnsi="Times New Roman" w:eastAsia="FangSong" w:cs="Times New Roman"/>
-        </w:rPr>
-        <w:t>第</w:t>
-      </w:r>
-      <w:r>
-        <w:rPr>
-          <w:rFonts w:hint="eastAsia" w:ascii="Times New Roman" w:hAnsi="Times New Roman" w:eastAsia="Times New Roman" w:cs="Times New Roman"/>
-        </w:rPr>
-        <w:t>1</w:t>
-      </w:r>
-      <w:r>
-        <w:rPr>
-          <w:rFonts w:hint="eastAsia" w:ascii="Times New Roman" w:hAnsi="Times New Roman" w:eastAsia="FangSong" w:cs="Times New Roman"/>
-        </w:rPr>
-        <w:t>讲</w:t>
-      </w:r>
-      <w:r>
-        <w:rPr>
-          <w:rFonts w:ascii="Times New Roman" w:hAnsi="Times New Roman" w:eastAsia="Times New Roman" w:cs="Times New Roman"/>
-        </w:rPr>
-        <w:t xml:space="preserve"> §1.2 </w:t>
-      </w:r>
-      <w:r>
-        <w:rPr>
-          <w:rFonts w:hint="eastAsia" w:ascii="Times New Roman" w:hAnsi="Times New Roman" w:eastAsia="FangSong" w:cs="Times New Roman"/>
-        </w:rPr>
-        <w:t xml:space="preserve">习题</w:t>
       </w:r>
     </w:p>
     <w:p>
@@ -7079,67 +6713,6 @@
     </w:p>
     <w:p>
       <w:pPr>
-        <w:pStyle w:val="BodyText"/>
-      </w:pPr>
-      <w:r>
-        <w:rPr>
-          <w:rFonts w:hint="eastAsia" w:ascii="Times New Roman" w:hAnsi="Times New Roman" w:eastAsia="FangSong" w:cs="Times New Roman"/>
-          <w:b/>
-          <w:bCs/>
-        </w:rPr>
-        <w:t xml:space="preserve">来源</w:t>
-      </w:r>
-      <w:r>
-        <w:rPr>
-          <w:rFonts w:hint="eastAsia" w:ascii="Times New Roman" w:hAnsi="Times New Roman" w:eastAsia="Times New Roman" w:cs="Times New Roman"/>
-        </w:rPr>
-        <w:t>：</w:t>
-      </w:r>
-      <w:r>
-        <w:rPr>
-          <w:rFonts w:hint="eastAsia" w:ascii="Times New Roman" w:hAnsi="Times New Roman" w:eastAsia="FangSong" w:cs="Times New Roman"/>
-        </w:rPr>
-        <w:t>化学竞赛初赛讲义</w:t>
-      </w:r>
-      <w:r>
-        <w:rPr>
-          <w:rFonts w:ascii="Times New Roman" w:hAnsi="Times New Roman" w:eastAsia="Times New Roman" w:cs="Times New Roman"/>
-        </w:rPr>
-        <w:t xml:space="preserve"> </w:t>
-      </w:r>
-      <w:r>
-        <w:rPr>
-          <w:rFonts w:hint="eastAsia" w:ascii="Times New Roman" w:hAnsi="Times New Roman" w:eastAsia="FangSong" w:cs="Times New Roman"/>
-        </w:rPr>
-        <w:t>第</w:t>
-      </w:r>
-      <w:r>
-        <w:rPr>
-          <w:rFonts w:hint="eastAsia" w:ascii="Times New Roman" w:hAnsi="Times New Roman" w:eastAsia="Times New Roman" w:cs="Times New Roman"/>
-        </w:rPr>
-        <w:t>1</w:t>
-      </w:r>
-      <w:r>
-        <w:rPr>
-          <w:rFonts w:hint="eastAsia" w:ascii="Times New Roman" w:hAnsi="Times New Roman" w:eastAsia="FangSong" w:cs="Times New Roman"/>
-        </w:rPr>
-        <w:t>讲</w:t>
-      </w:r>
-      <w:r>
-        <w:rPr>
-          <w:rFonts w:ascii="Times New Roman" w:hAnsi="Times New Roman" w:eastAsia="Times New Roman" w:cs="Times New Roman"/>
-        </w:rPr>
-        <w:t xml:space="preserve"> §1.2 </w:t>
-      </w:r>
-      <w:r>
-        <w:rPr>
-          <w:rFonts w:hint="eastAsia" w:ascii="Times New Roman" w:hAnsi="Times New Roman" w:eastAsia="FangSong" w:cs="Times New Roman"/>
-        </w:rPr>
-        <w:t xml:space="preserve">习题</w:t>
-      </w:r>
-    </w:p>
-    <w:p>
-      <w:pPr>
         <w:spacing w:before="160" w:after="80"/>
       </w:pPr>
       <w:r>
@@ -7474,67 +7047,6 @@
           <w:rFonts w:hint="eastAsia" w:ascii="Times New Roman" w:hAnsi="Times New Roman" w:eastAsia="Times New Roman" w:cs="Times New Roman"/>
         </w:rPr>
         <w:t>。</w:t>
-      </w:r>
-    </w:p>
-    <w:p>
-      <w:pPr>
-        <w:pStyle w:val="BodyText"/>
-      </w:pPr>
-      <w:r>
-        <w:rPr>
-          <w:rFonts w:hint="eastAsia" w:ascii="Times New Roman" w:hAnsi="Times New Roman" w:eastAsia="FangSong" w:cs="Times New Roman"/>
-          <w:b/>
-          <w:bCs/>
-        </w:rPr>
-        <w:t xml:space="preserve">来源</w:t>
-      </w:r>
-      <w:r>
-        <w:rPr>
-          <w:rFonts w:hint="eastAsia" w:ascii="Times New Roman" w:hAnsi="Times New Roman" w:eastAsia="Times New Roman" w:cs="Times New Roman"/>
-        </w:rPr>
-        <w:t>：</w:t>
-      </w:r>
-      <w:r>
-        <w:rPr>
-          <w:rFonts w:hint="eastAsia" w:ascii="Times New Roman" w:hAnsi="Times New Roman" w:eastAsia="FangSong" w:cs="Times New Roman"/>
-        </w:rPr>
-        <w:t>化学竞赛初赛讲义</w:t>
-      </w:r>
-      <w:r>
-        <w:rPr>
-          <w:rFonts w:ascii="Times New Roman" w:hAnsi="Times New Roman" w:eastAsia="Times New Roman" w:cs="Times New Roman"/>
-        </w:rPr>
-        <w:t xml:space="preserve"> </w:t>
-      </w:r>
-      <w:r>
-        <w:rPr>
-          <w:rFonts w:hint="eastAsia" w:ascii="Times New Roman" w:hAnsi="Times New Roman" w:eastAsia="FangSong" w:cs="Times New Roman"/>
-        </w:rPr>
-        <w:t>第</w:t>
-      </w:r>
-      <w:r>
-        <w:rPr>
-          <w:rFonts w:hint="eastAsia" w:ascii="Times New Roman" w:hAnsi="Times New Roman" w:eastAsia="Times New Roman" w:cs="Times New Roman"/>
-        </w:rPr>
-        <w:t>1</w:t>
-      </w:r>
-      <w:r>
-        <w:rPr>
-          <w:rFonts w:hint="eastAsia" w:ascii="Times New Roman" w:hAnsi="Times New Roman" w:eastAsia="FangSong" w:cs="Times New Roman"/>
-        </w:rPr>
-        <w:t>讲</w:t>
-      </w:r>
-      <w:r>
-        <w:rPr>
-          <w:rFonts w:ascii="Times New Roman" w:hAnsi="Times New Roman" w:eastAsia="Times New Roman" w:cs="Times New Roman"/>
-        </w:rPr>
-        <w:t xml:space="preserve"> §1.3 </w:t>
-      </w:r>
-      <w:r>
-        <w:rPr>
-          <w:rFonts w:hint="eastAsia" w:ascii="Times New Roman" w:hAnsi="Times New Roman" w:eastAsia="FangSong" w:cs="Times New Roman"/>
-        </w:rPr>
-        <w:t xml:space="preserve">习题</w:t>
       </w:r>
     </w:p>
     <w:p>
